--- a/docs/LOGIC GAME.docx
+++ b/docs/LOGIC GAME.docx
@@ -29,19 +29,19 @@
         </w:rPr>
         <w:t>LOGIC GAME</w:t>
       </w:r>
-      <w:bookmarkStart w:id="0" w:name="_GoBack"/>
-      <w:bookmarkEnd w:id="0"/>
-    </w:p>
-    <w:p>
-      <w:pPr>
-        <w:rPr>
-          <w:rFonts w:cs="Times New Roman"/>
-          <w:szCs w:val="24"/>
-        </w:rPr>
-      </w:pPr>
-      <w:r>
-        <w:rPr>
-          <w:rFonts w:cs="Times New Roman"/>
+    </w:p>
+    <w:p>
+      <w:pPr>
+        <w:rPr>
+          <w:rFonts w:cs="Times New Roman"/>
+          <w:b/>
+          <w:szCs w:val="24"/>
+        </w:rPr>
+      </w:pPr>
+      <w:r>
+        <w:rPr>
+          <w:rFonts w:cs="Times New Roman"/>
+          <w:b/>
           <w:szCs w:val="24"/>
         </w:rPr>
         <w:t>1. Khởi tạo game - Game_Init()</w:t>
@@ -251,8 +251,14 @@
     <w:p>
       <w:pPr>
         <w:pStyle w:val="NormalWeb"/>
-      </w:pPr>
-      <w:r>
+        <w:rPr>
+          <w:b/>
+        </w:rPr>
+      </w:pPr>
+      <w:r>
+        <w:rPr>
+          <w:b/>
+        </w:rPr>
         <w:t>2. Cập nhập game - Game_Update()</w:t>
       </w:r>
     </w:p>
@@ -458,12 +464,14 @@
         <w:ind w:firstLine="0"/>
         <w:rPr>
           <w:rFonts w:eastAsia="Times New Roman" w:cs="Times New Roman"/>
-          <w:szCs w:val="24"/>
-        </w:rPr>
-      </w:pPr>
-      <w:r>
-        <w:rPr>
-          <w:rFonts w:eastAsia="Times New Roman" w:cs="Times New Roman"/>
+          <w:b/>
+          <w:szCs w:val="24"/>
+        </w:rPr>
+      </w:pPr>
+      <w:r>
+        <w:rPr>
+          <w:rFonts w:eastAsia="Times New Roman" w:cs="Times New Roman"/>
+          <w:b/>
           <w:szCs w:val="24"/>
         </w:rPr>
         <w:t xml:space="preserve">3. </w:t>
@@ -471,6 +479,7 @@
       <w:r>
         <w:rPr>
           <w:rFonts w:cs="Times New Roman"/>
+          <w:b/>
           <w:szCs w:val="24"/>
         </w:rPr>
         <w:t>Khởi tạo lại ống cản ở chế độ bình thường - Pipes_ResetNormal()</w:t>
@@ -520,20 +529,30 @@
     <w:p>
       <w:pPr>
         <w:pStyle w:val="NormalWeb"/>
-      </w:pPr>
-      <w:r>
+        <w:rPr>
+          <w:b/>
+        </w:rPr>
+      </w:pPr>
+      <w:r>
+        <w:rPr>
+          <w:b/>
+        </w:rPr>
         <w:t xml:space="preserve">4. Lưu lịch sử điểm số - </w:t>
       </w:r>
       <w:r>
         <w:rPr>
           <w:rStyle w:val="HTMLCode"/>
           <w:rFonts w:ascii="Times New Roman" w:hAnsi="Times New Roman" w:cs="Times New Roman"/>
+          <w:b/>
           <w:sz w:val="24"/>
           <w:szCs w:val="24"/>
         </w:rPr>
         <w:t>SaveScoreToHistory</w:t>
       </w:r>
       <w:r>
+        <w:rPr>
+          <w:b/>
+        </w:rPr>
         <w:t>()</w:t>
       </w:r>
     </w:p>
@@ -693,20 +712,30 @@
     <w:p>
       <w:pPr>
         <w:pStyle w:val="NormalWeb"/>
-      </w:pPr>
-      <w:r>
+        <w:rPr>
+          <w:b/>
+        </w:rPr>
+      </w:pPr>
+      <w:r>
+        <w:rPr>
+          <w:b/>
+        </w:rPr>
         <w:t xml:space="preserve">5. Cập nhật bảng xếp hạng – </w:t>
       </w:r>
       <w:r>
         <w:rPr>
           <w:rStyle w:val="HTMLCode"/>
           <w:rFonts w:ascii="Times New Roman" w:hAnsi="Times New Roman" w:cs="Times New Roman"/>
+          <w:b/>
           <w:sz w:val="24"/>
           <w:szCs w:val="24"/>
         </w:rPr>
         <w:t>UpdateRanking</w:t>
       </w:r>
       <w:r>
+        <w:rPr>
+          <w:b/>
+        </w:rPr>
         <w:t>()</w:t>
       </w:r>
     </w:p>
@@ -865,9 +894,42 @@
     <w:p>
       <w:pPr>
         <w:pStyle w:val="NormalWeb"/>
-      </w:pPr>
-      <w:r>
+        <w:rPr>
+          <w:b/>
+        </w:rPr>
+      </w:pPr>
+      <w:bookmarkStart w:id="0" w:name="_GoBack"/>
+      <w:r>
+        <w:rPr>
+          <w:b/>
+        </w:rPr>
         <w:t>6. Vẽ giao diện trò chơi (</w:t>
+      </w:r>
+      <w:r>
+        <w:rPr>
+          <w:rStyle w:val="HTMLCode"/>
+          <w:rFonts w:ascii="Times New Roman" w:hAnsi="Times New Roman" w:cs="Times New Roman"/>
+          <w:b/>
+          <w:sz w:val="24"/>
+          <w:szCs w:val="24"/>
+        </w:rPr>
+        <w:t>Game_Draw</w:t>
+      </w:r>
+      <w:r>
+        <w:rPr>
+          <w:b/>
+        </w:rPr>
+        <w:t>)</w:t>
+      </w:r>
+    </w:p>
+    <w:bookmarkEnd w:id="0"/>
+    <w:p>
+      <w:pPr>
+        <w:pStyle w:val="NormalWeb"/>
+        <w:ind w:firstLine="284"/>
+      </w:pPr>
+      <w:r>
+        <w:t xml:space="preserve">Hàm </w:t>
       </w:r>
       <w:r>
         <w:rPr>
@@ -876,19 +938,10 @@
           <w:sz w:val="24"/>
           <w:szCs w:val="24"/>
         </w:rPr>
-        <w:t>Game_Draw</w:t>
-      </w:r>
-      <w:r>
-        <w:t>)</w:t>
-      </w:r>
-    </w:p>
-    <w:p>
-      <w:pPr>
-        <w:pStyle w:val="NormalWeb"/>
-        <w:ind w:firstLine="284"/>
-      </w:pPr>
-      <w:r>
-        <w:t xml:space="preserve">Hàm </w:t>
+        <w:t>Game_Draw()</w:t>
+      </w:r>
+      <w:r>
+        <w:t xml:space="preserve"> chịu trách nhiệm hiển thị toàn bộ giao diện trò chơi trên màn hình OLED dựa theo trạng thái hiện tại (</w:t>
       </w:r>
       <w:r>
         <w:rPr>
@@ -897,18 +950,6 @@
           <w:sz w:val="24"/>
           <w:szCs w:val="24"/>
         </w:rPr>
-        <w:t>Game_Draw()</w:t>
-      </w:r>
-      <w:r>
-        <w:t xml:space="preserve"> chịu trách nhiệm hiển thị toàn bộ giao diện trò chơi trên màn hình OLED dựa theo trạng thái hiện tại (</w:t>
-      </w:r>
-      <w:r>
-        <w:rPr>
-          <w:rStyle w:val="HTMLCode"/>
-          <w:rFonts w:ascii="Times New Roman" w:hAnsi="Times New Roman" w:cs="Times New Roman"/>
-          <w:sz w:val="24"/>
-          <w:szCs w:val="24"/>
-        </w:rPr>
         <w:t>flag_gameState</w:t>
       </w:r>
       <w:r>
@@ -933,6 +974,7 @@
     </w:p>
     <w:p>
       <w:pPr>
+        <w:ind w:firstLine="0"/>
         <w:rPr>
           <w:rFonts w:cs="Times New Roman"/>
           <w:szCs w:val="24"/>
